--- a/dist/exports/electrostatics_revision_notes.docx
+++ b/dist/exports/electrostatics_revision_notes.docx
@@ -189,7 +189,7 @@
                 <w:color w:val="2D3748"/>
                 <w:sz w:val="19"/>
               </w:rPr>
-              <w:t>Electrostatics - Core Application</w:t>
+              <w:t>Coulomb's Law, Electric Field &amp; Dipole</w:t>
             </w:r>
           </w:p>
         </w:tc>
@@ -209,7 +209,7 @@
               <w:rPr>
                 <w:sz w:val="19"/>
               </w:rPr>
-              <w:t>270 PYQs</w:t>
+              <w:t>217 PYQs</w:t>
             </w:r>
           </w:p>
         </w:tc>
@@ -230,7 +230,94 @@
                 <w:color w:val="718096"/>
                 <w:sz w:val="19"/>
               </w:rPr>
-              <w:t>General Concept</w:t>
+              <w:t>Forces &amp; Fields</w:t>
+            </w:r>
+          </w:p>
+        </w:tc>
+      </w:tr>
+      <w:tr>
+        <w:tc>
+          <w:tcPr>
+            <w:tcW w:type="dxa" w:w="2160"/>
+            <w:shd w:fill="FFFFFF"/>
+            <w:tcMar>
+              <w:top w:w="80" w:type="dxa"/>
+              <w:bottom w:w="80" w:type="dxa"/>
+              <w:left w:w="150" w:type="dxa"/>
+              <w:right w:w="150" w:type="dxa"/>
+            </w:tcMar>
+          </w:tcPr>
+          <w:p>
+            <w:r>
+              <w:rPr>
+                <w:b/>
+                <w:color w:val="C53030"/>
+                <w:sz w:val="19"/>
+              </w:rPr>
+              <w:t>Very High</w:t>
+            </w:r>
+          </w:p>
+        </w:tc>
+        <w:tc>
+          <w:tcPr>
+            <w:tcW w:type="dxa" w:w="4320"/>
+            <w:shd w:fill="FFFFFF"/>
+            <w:tcMar>
+              <w:top w:w="80" w:type="dxa"/>
+              <w:bottom w:w="80" w:type="dxa"/>
+              <w:left w:w="150" w:type="dxa"/>
+              <w:right w:w="150" w:type="dxa"/>
+            </w:tcMar>
+          </w:tcPr>
+          <w:p>
+            <w:r>
+              <w:rPr>
+                <w:b/>
+                <w:color w:val="2D3748"/>
+                <w:sz w:val="19"/>
+              </w:rPr>
+              <w:t>Gauss's Law &amp; Electrostatic Potential</w:t>
+            </w:r>
+          </w:p>
+        </w:tc>
+        <w:tc>
+          <w:tcPr>
+            <w:tcW w:type="dxa" w:w="1728"/>
+            <w:shd w:fill="FFFFFF"/>
+            <w:tcMar>
+              <w:top w:w="80" w:type="dxa"/>
+              <w:bottom w:w="80" w:type="dxa"/>
+              <w:left w:w="150" w:type="dxa"/>
+              <w:right w:w="150" w:type="dxa"/>
+            </w:tcMar>
+          </w:tcPr>
+          <w:p>
+            <w:r>
+              <w:rPr>
+                <w:sz w:val="19"/>
+              </w:rPr>
+              <w:t>96 PYQs</w:t>
+            </w:r>
+          </w:p>
+        </w:tc>
+        <w:tc>
+          <w:tcPr>
+            <w:tcW w:type="dxa" w:w="1872"/>
+            <w:shd w:fill="FFFFFF"/>
+            <w:tcMar>
+              <w:top w:w="80" w:type="dxa"/>
+              <w:bottom w:w="80" w:type="dxa"/>
+              <w:left w:w="150" w:type="dxa"/>
+              <w:right w:w="150" w:type="dxa"/>
+            </w:tcMar>
+          </w:tcPr>
+          <w:p>
+            <w:r>
+              <w:rPr>
+                <w:color w:val="718096"/>
+                <w:sz w:val="19"/>
+              </w:rPr>
+              <w:t>Flux &amp; Potential</w:t>
             </w:r>
           </w:p>
         </w:tc>
@@ -311,6 +398,98 @@
           </w:p>
         </w:tc>
       </w:tr>
+      <w:tr>
+        <w:tc>
+          <w:tcPr>
+            <w:tcW w:type="dxa" w:w="3600"/>
+            <w:shd w:fill="F7FAFC"/>
+            <w:tcMar>
+              <w:top w:w="100" w:type="dxa"/>
+              <w:bottom w:w="100" w:type="dxa"/>
+              <w:left w:w="150" w:type="dxa"/>
+              <w:right w:w="150" w:type="dxa"/>
+            </w:tcMar>
+          </w:tcPr>
+          <w:p>
+            <w:r>
+              <w:rPr>
+                <w:b/>
+                <w:color w:val="1A365D"/>
+                <w:sz w:val="19"/>
+              </w:rPr>
+              <w:t>Coulomb's Law, Electric Field &amp; Dipole</w:t>
+            </w:r>
+          </w:p>
+        </w:tc>
+        <w:tc>
+          <w:tcPr>
+            <w:tcW w:type="dxa" w:w="6480"/>
+            <w:shd w:fill="F7FAFC"/>
+            <w:tcMar>
+              <w:top w:w="100" w:type="dxa"/>
+              <w:bottom w:w="100" w:type="dxa"/>
+              <w:left w:w="150" w:type="dxa"/>
+              <w:right w:w="150" w:type="dxa"/>
+            </w:tcMar>
+          </w:tcPr>
+          <w:p>
+            <w:r>
+              <w:rPr>
+                <w:rFonts w:ascii="Cambria Math" w:hAnsi="Cambria Math"/>
+                <w:color w:val="2D3748"/>
+                <w:sz w:val="19"/>
+              </w:rPr>
+              <w:t>F = \frac{q_1 q_2}{4\pi\epsilon_0 r^2}, \quad E_{\text{axial}} = \frac{2kp}{r^3}, \quad E_{\text{equatorial}} = \frac{kp}{r^3}, \quad \vec{\tau} = \vec{p} \times \vec{E}, \quad U = -\vec{p} \cdot \vec{E}</w:t>
+            </w:r>
+          </w:p>
+        </w:tc>
+      </w:tr>
+      <w:tr>
+        <w:tc>
+          <w:tcPr>
+            <w:tcW w:type="dxa" w:w="3600"/>
+            <w:shd w:fill="FFFFFF"/>
+            <w:tcMar>
+              <w:top w:w="100" w:type="dxa"/>
+              <w:bottom w:w="100" w:type="dxa"/>
+              <w:left w:w="150" w:type="dxa"/>
+              <w:right w:w="150" w:type="dxa"/>
+            </w:tcMar>
+          </w:tcPr>
+          <w:p>
+            <w:r>
+              <w:rPr>
+                <w:b/>
+                <w:color w:val="1A365D"/>
+                <w:sz w:val="19"/>
+              </w:rPr>
+              <w:t>Gauss's Law &amp; Electrostatic Potential</w:t>
+            </w:r>
+          </w:p>
+        </w:tc>
+        <w:tc>
+          <w:tcPr>
+            <w:tcW w:type="dxa" w:w="6480"/>
+            <w:shd w:fill="FFFFFF"/>
+            <w:tcMar>
+              <w:top w:w="100" w:type="dxa"/>
+              <w:bottom w:w="100" w:type="dxa"/>
+              <w:left w:w="150" w:type="dxa"/>
+              <w:right w:w="150" w:type="dxa"/>
+            </w:tcMar>
+          </w:tcPr>
+          <w:p>
+            <w:r>
+              <w:rPr>
+                <w:rFonts w:ascii="Cambria Math" w:hAnsi="Cambria Math"/>
+                <w:color w:val="2D3748"/>
+                <w:sz w:val="19"/>
+              </w:rPr>
+              <w:t>\Phi_E = \oint \vec{E} \cdot d\vec{A} = \frac{q_{\text{in}}}{\epsilon_0}, \quad E = \frac{\sigma}{2\epsilon_0} \text{ (sheet)}, \quad E = \frac{\lambda}{2\pi\epsilon_0 r} \text{ (wire)}, \quad \vec{E} = -\vec{\nabla}V</w:t>
+            </w:r>
+          </w:p>
+        </w:tc>
+      </w:tr>
     </w:tbl>
     <w:p>
       <w:pPr>
@@ -338,7 +517,7 @@
           <w:color w:val="2B6CB0"/>
           <w:sz w:val="24"/>
         </w:rPr>
-        <w:t>3.1 Electrostatics - Core Application (Very High Yield — 270 PYQs)</w:t>
+        <w:t>3.1 Coulomb's Law, Electric Field &amp; Dipole (Very High Yield — 217 PYQs)</w:t>
       </w:r>
     </w:p>
     <w:p>
@@ -353,7 +532,7 @@
         <w:rPr>
           <w:sz w:val="20"/>
         </w:rPr>
-        <w:t>Key problem pattern in Electrostatics.</w:t>
+        <w:t>Electrostatic forces, electric field intensity due to point charges and dipoles, and dipole torque/energy in uniform fields.</w:t>
       </w:r>
     </w:p>
     <w:tbl>
@@ -391,7 +570,7 @@
                 <w:color w:val="2D3748"/>
                 <w:sz w:val="19"/>
               </w:rPr>
-              <w:t>Watch for algebraic and sign errors.</w:t>
+              <w:t>E_(axial) = 2E_(equatorial) for a short dipole. vec(E)_(equatorial) points opposite to dipole moment vec(p).</w:t>
             </w:r>
           </w:p>
         </w:tc>
@@ -432,7 +611,7 @@
                 <w:color w:val="2D3748"/>
                 <w:sz w:val="19"/>
               </w:rPr>
-              <w:t>Verify dimensions and boundary conditions.</w:t>
+              <w:t>Work done in rotating dipole from θ_1 to θ_2: W = pE(cosθ_1 - cosθ_2).</w:t>
             </w:r>
           </w:p>
         </w:tc>
@@ -522,6 +701,214 @@
           <w:sz w:val="18"/>
         </w:rPr>
         <w:t xml:space="preserve">"Two short electric dipoles A and B having dipole moment p_(1) and p_(2) respectively are placed with their axis mutually perpendicular a..."  </w:t>
+      </w:r>
+      <w:r>
+        <w:rPr>
+          <w:b/>
+          <w:color w:val="2B6CB0"/>
+          <w:sz w:val="18"/>
+        </w:rPr>
+        <w:t>[Ans: B]</w:t>
+      </w:r>
+    </w:p>
+    <w:p>
+      <w:pPr>
+        <w:spacing w:after="120"/>
+      </w:pPr>
+    </w:p>
+    <w:p>
+      <w:pPr>
+        <w:pStyle w:val="Heading2"/>
+      </w:pPr>
+      <w:r>
+        <w:rPr>
+          <w:color w:val="2B6CB0"/>
+          <w:sz w:val="24"/>
+        </w:rPr>
+        <w:t>3.2 Gauss's Law &amp; Electrostatic Potential (Very High Yield — 96 PYQs)</w:t>
+      </w:r>
+    </w:p>
+    <w:p>
+      <w:r>
+        <w:rPr>
+          <w:b/>
+          <w:sz w:val="20"/>
+        </w:rPr>
+        <w:t xml:space="preserve">Core Principle: </w:t>
+      </w:r>
+      <w:r>
+        <w:rPr>
+          <w:sz w:val="20"/>
+        </w:rPr>
+        <w:t>Gauss's flux theorem, symmetry applications (infinite sheet, cylinder, sphere), and electric potential gradient vec(E) = -vec(∇)V.</w:t>
+      </w:r>
+    </w:p>
+    <w:tbl>
+      <w:tblPr>
+        <w:tblW w:type="auto" w:w="0"/>
+        <w:jc w:val="center"/>
+        <w:tblLook w:firstColumn="1" w:firstRow="1" w:lastColumn="0" w:lastRow="0" w:noHBand="0" w:noVBand="1" w:val="04A0"/>
+      </w:tblPr>
+      <w:tblGrid>
+        <w:gridCol w:w="10080"/>
+      </w:tblGrid>
+      <w:tr>
+        <w:tc>
+          <w:tcPr>
+            <w:tcW w:type="dxa" w:w="10080"/>
+            <w:shd w:fill="FFF5F5"/>
+            <w:tcMar>
+              <w:top w:w="100" w:type="dxa"/>
+              <w:bottom w:w="100" w:type="dxa"/>
+              <w:left w:w="150" w:type="dxa"/>
+              <w:right w:w="150" w:type="dxa"/>
+            </w:tcMar>
+          </w:tcPr>
+          <w:p>
+            <w:r>
+              <w:rPr>
+                <w:b/>
+                <w:color w:val="C53030"/>
+                <w:sz w:val="19"/>
+              </w:rPr>
+              <w:t xml:space="preserve">⚠️ Common Trap / JEE Pitfall: </w:t>
+            </w:r>
+            <w:r>
+              <w:rPr>
+                <w:color w:val="2D3748"/>
+                <w:sz w:val="19"/>
+              </w:rPr>
+              <w:t>Inside a charged hollow conducting sphere, electric field is ZERO, but potential is NON-ZERO and constant: V_(inside) = (kq / R).</w:t>
+            </w:r>
+          </w:p>
+        </w:tc>
+      </w:tr>
+    </w:tbl>
+    <w:tbl>
+      <w:tblPr>
+        <w:tblW w:type="auto" w:w="0"/>
+        <w:jc w:val="center"/>
+        <w:tblLook w:firstColumn="1" w:firstRow="1" w:lastColumn="0" w:lastRow="0" w:noHBand="0" w:noVBand="1" w:val="04A0"/>
+      </w:tblPr>
+      <w:tblGrid>
+        <w:gridCol w:w="10080"/>
+      </w:tblGrid>
+      <w:tr>
+        <w:tc>
+          <w:tcPr>
+            <w:tcW w:type="dxa" w:w="10080"/>
+            <w:shd w:fill="F0FFF4"/>
+            <w:tcMar>
+              <w:top w:w="100" w:type="dxa"/>
+              <w:bottom w:w="100" w:type="dxa"/>
+              <w:left w:w="150" w:type="dxa"/>
+              <w:right w:w="150" w:type="dxa"/>
+            </w:tcMar>
+          </w:tcPr>
+          <w:p>
+            <w:r>
+              <w:rPr>
+                <w:b/>
+                <w:color w:val="276749"/>
+                <w:sz w:val="19"/>
+              </w:rPr>
+              <w:t xml:space="preserve">💡 Speed Hack / Trick: </w:t>
+            </w:r>
+            <w:r>
+              <w:rPr>
+                <w:color w:val="2D3748"/>
+                <w:sz w:val="19"/>
+              </w:rPr>
+              <w:t>Electric field lines are always perpendicular to equipotential surfaces and point in the direction of steepest potential decrease.</w:t>
+            </w:r>
+          </w:p>
+        </w:tc>
+      </w:tr>
+    </w:tbl>
+    <w:p>
+      <w:pPr>
+        <w:spacing w:before="120" w:after="40"/>
+      </w:pPr>
+      <w:r>
+        <w:rPr>
+          <w:b/>
+          <w:color w:val="1A365D"/>
+          <w:sz w:val="19"/>
+        </w:rPr>
+        <w:t>Source PYQs testing this concept:</w:t>
+      </w:r>
+    </w:p>
+    <w:p>
+      <w:pPr>
+        <w:pStyle w:val="ListBullet"/>
+        <w:spacing w:after="40"/>
+      </w:pPr>
+      <w:r>
+        <w:rPr>
+          <w:b/>
+          <w:sz w:val="18"/>
+        </w:rPr>
+        <w:t xml:space="preserve">[2026 Evening Shift] Q#1 (MCQ): </w:t>
+      </w:r>
+      <w:r>
+        <w:rPr>
+          <w:sz w:val="18"/>
+        </w:rPr>
+        <w:t xml:space="preserve">"Given below are two statements: one is labelled as Assertion A and the other is labelled as Reason R Assertion A : In electrostatics, a co..."  </w:t>
+      </w:r>
+      <w:r>
+        <w:rPr>
+          <w:b/>
+          <w:color w:val="2B6CB0"/>
+          <w:sz w:val="18"/>
+        </w:rPr>
+        <w:t>[Ans: B]</w:t>
+      </w:r>
+    </w:p>
+    <w:p>
+      <w:pPr>
+        <w:pStyle w:val="ListBullet"/>
+        <w:spacing w:after="40"/>
+      </w:pPr>
+      <w:r>
+        <w:rPr>
+          <w:b/>
+          <w:sz w:val="18"/>
+        </w:rPr>
+        <w:t xml:space="preserve">[2026 Morning Shift] Q#1 (MCQ): </w:t>
+      </w:r>
+      <w:r>
+        <w:rPr>
+          <w:sz w:val="18"/>
+        </w:rPr>
+        <w:t xml:space="preserve">"There are three co-centric conducting spherical shells A,B and C of radii a,b and c respectively ( c&gt;b&gt;a ) and they are charged wi..."  </w:t>
+      </w:r>
+      <w:r>
+        <w:rPr>
+          <w:b/>
+          <w:color w:val="2B6CB0"/>
+          <w:sz w:val="18"/>
+        </w:rPr>
+        <w:t>[Ans: D]</w:t>
+      </w:r>
+    </w:p>
+    <w:p>
+      <w:pPr>
+        <w:pStyle w:val="ListBullet"/>
+        <w:spacing w:after="40"/>
+      </w:pPr>
+      <w:r>
+        <w:rPr>
+          <w:b/>
+          <w:sz w:val="18"/>
+        </w:rPr>
+        <w:t xml:space="preserve">[2026 Morning Shift] Q#1 (MCQ): </w:t>
+      </w:r>
+      <w:r>
+        <w:rPr>
+          <w:sz w:val="18"/>
+        </w:rPr>
+        <w:t xml:space="preserve">"Two point charges 2q and q are placed at vertex A and centre of face CDEF of the cube as shown in figure. The electric flux passing ..."  </w:t>
       </w:r>
       <w:r>
         <w:rPr>
@@ -662,6 +1049,129 @@
               <w:t>Solution Analysis:</w:t>
               <w:br/>
               <w:t>Coulomb's Law states that the force between two point charges is proportional to the product of the charges and inversely proportional to the square of the distance between them. In vector form, the force vec(F)_(21) exerted on charge q_(2) by charge q_(1) is: vec(F)_(21)=\frac14πε_(0)\fracq_(1)q_(2)|vec(r)|^2r̂ Where, vec(r)=vec(r)_(2)-vec(r)_(1) is the position vector from q_(1) to q_(2),r̂=\fracvec(r)|vec(r)| is the unit vector and \frac14πε_(0)=9 × 10^9 Substituting the unit vector, we get: vec(F)_(21)=\frac14πε_(0)\fracq_(1)q_(2)|vec(r)|^3vec(r) Let vec(r)_(1) be the position of q_(1) and vec(r)_(2) be the position of q_(2) : vec(r)_(1)=2ı̂+3ȷ̂+3k̂ vec(r)_(2)=1ı̂+1ȷ̂+1k̂ The vector from q_(1) to q_(2) is : vec(r)=vec(r)_(2)-vec(r)_(1)=(1-2)î+(1-3)ĵ+(1-3)k̂ ⇒ vec(r)=-ı̂-2ȷ̂-2k̂ So, the magnitude of position vector is, |vec(r)|=√((-1)^2)+(-2)^2+(-2)^2 ⇒ |vec(r)|=√(1+4+4)=√(9)=3m Substituting the values into the vector formula : vec(F)=(9 × 10^9)\frac(3 × 10^-6)(-4 × 10^-6)3^3(-ı̂-2ȷ̂-2k̂) ⇒ vec(F)=\frac9 × 3 × (-4) × 10^-327(-ı̂-2ȷ̂-2k̂) ⇒ vec(F)=\frac-108 × 10^-327(-ı̂-2ȷ̂-2k̂) ⇒ vec(F)=-4 × 10^-3(-ı̂-2ȷ̂-2k̂) ⇒ vec(F)=(4ı̂+8ȷ̂+8k̂) × 10^-3N Therefore, the force on charge q_(2) is (4ı̂+8ȷ̂+8k̂) × 10^-3N . Hence, the correct option is (B).</w:t>
+            </w:r>
+          </w:p>
+        </w:tc>
+      </w:tr>
+    </w:tbl>
+    <w:p>
+      <w:pPr>
+        <w:spacing w:after="120"/>
+      </w:pPr>
+    </w:p>
+    <w:p>
+      <w:pPr>
+        <w:spacing w:before="160" w:after="40"/>
+      </w:pPr>
+      <w:r>
+        <w:rPr>
+          <w:b/>
+          <w:color w:val="1A365D"/>
+          <w:sz w:val="22"/>
+        </w:rPr>
+        <w:t>Benchmark Problem 2: JEE Main 2026 (Online) 24th January Morning Shift (Q#1)</w:t>
+      </w:r>
+    </w:p>
+    <w:p>
+      <w:pPr>
+        <w:spacing w:after="80"/>
+      </w:pPr>
+      <w:r>
+        <w:rPr>
+          <w:sz w:val="20"/>
+        </w:rPr>
+        <w:t>There are three co-centric conducting spherical shells A,B and C of radii a,b and c respectively ( c&gt;b&gt;a ) and they are charged with charge q_(1),q_(2) and q_(3) respectively. The potentials of the spheres A,B and C respectively, are :</w:t>
+      </w:r>
+    </w:p>
+    <w:p>
+      <w:pPr>
+        <w:pStyle w:val="ListBullet"/>
+        <w:spacing w:after="20"/>
+      </w:pPr>
+      <w:r>
+        <w:rPr>
+          <w:sz w:val="19"/>
+        </w:rPr>
+        <w:t>(A) \frac14πε_(o)(\fracq_(1)a+\fracq_(2)b+\fracq_(3)c),\frac14πε_(o)(\fracq_(1)+q_(2)+q_(3)b),\frac14πε_(o)(\fracq_(1)+q_(2)+q_(3)c)</w:t>
+      </w:r>
+    </w:p>
+    <w:p>
+      <w:pPr>
+        <w:pStyle w:val="ListBullet"/>
+        <w:spacing w:after="20"/>
+      </w:pPr>
+      <w:r>
+        <w:rPr>
+          <w:sz w:val="19"/>
+        </w:rPr>
+        <w:t>(B) \frac14πε_(o)(\fracq_(1)+q_(2)+q_(3)a),\frac14πε_(o)(\fracq_(1)+q_(2)+q_(3)b),\frac14πε_(o)(\fracq_(1)+q_(2)+q_(3)c)</w:t>
+      </w:r>
+    </w:p>
+    <w:p>
+      <w:pPr>
+        <w:pStyle w:val="ListBullet"/>
+        <w:spacing w:after="20"/>
+      </w:pPr>
+      <w:r>
+        <w:rPr>
+          <w:sz w:val="19"/>
+        </w:rPr>
+        <w:t>(C) \frac14πε_(o)(\fracq_(1)+q_(2)+q_(3)a),\frac14πε_(o)(\fracq_(1)+q_(2)b+\fracq_(3)c),\frac14πε_(o)(\fracq_(1)a+\fracq_(2)b+\fracq_(3)c)</w:t>
+      </w:r>
+    </w:p>
+    <w:p>
+      <w:pPr>
+        <w:pStyle w:val="ListBullet"/>
+        <w:spacing w:after="20"/>
+      </w:pPr>
+      <w:r>
+        <w:rPr>
+          <w:b/>
+          <w:color w:val="276749"/>
+          <w:sz w:val="19"/>
+        </w:rPr>
+        <w:t>(D) \frac14πε_(o)(\fracq_(1)a+\fracq_(2)b+\fracq_(3)c),\frac14πε_(o)(\fracq_(1)+q_(2)b+\fracq_(3)c),\frac14πε_(o)(\fracq_(1)+q_(2)+q_(3)c)</w:t>
+      </w:r>
+    </w:p>
+    <w:tbl>
+      <w:tblPr>
+        <w:tblW w:type="auto" w:w="0"/>
+        <w:jc w:val="center"/>
+        <w:tblLook w:firstColumn="1" w:firstRow="1" w:lastColumn="0" w:lastRow="0" w:noHBand="0" w:noVBand="1" w:val="04A0"/>
+      </w:tblPr>
+      <w:tblGrid>
+        <w:gridCol w:w="10080"/>
+      </w:tblGrid>
+      <w:tr>
+        <w:tc>
+          <w:tcPr>
+            <w:tcW w:type="dxa" w:w="10080"/>
+            <w:shd w:fill="F7FAFC"/>
+            <w:tcMar>
+              <w:top w:w="100" w:type="dxa"/>
+              <w:bottom w:w="100" w:type="dxa"/>
+              <w:left w:w="150" w:type="dxa"/>
+              <w:right w:w="150" w:type="dxa"/>
+            </w:tcMar>
+          </w:tcPr>
+          <w:p>
+            <w:r>
+              <w:rPr>
+                <w:b/>
+                <w:color w:val="1A365D"/>
+                <w:sz w:val="19"/>
+              </w:rPr>
+              <w:t>Correct Answer: D</w:t>
+              <w:br/>
+            </w:r>
+            <w:r>
+              <w:rPr>
+                <w:color w:val="2D3748"/>
+                <w:sz w:val="18"/>
+              </w:rPr>
+              <w:t>Solution Analysis:</w:t>
+              <w:br/>
+              <w:t>The electric potential V due to a charged spherical shell of radius R and charge Q is given by : V=⎧⎩⎨⎪⎪ \frac14πε_(0)(Q / R),r&lt;R \frac14πε_(0)(Q / R),r=R \frac14πε_(0)(Q / r),r&gt;R Point A is on the surface of shell A, inside shell B, and inside shell C. The total potential is the sum of potentials due to each shell (Superposition Principle). So, the potential at A ; 1. Due to A (Surface, r=a) ⇒ V_(AA)=\frackq_(1)a 2. Due to B (Inside, r&lt;b) ⇒ V_(AB)=\frackq_(2)b 3. Due to C (Inside, r&lt;c) ⇒ V_(AC)=\frackq_(3)c Hence, total potential at point A is, V_(A)=(\frackq_(1)a+\frackq_(2)b+\frackq_(3)c)=\frac14πε_(0)(\fracq_(1)a+\fracq_(2)b+\fracq_(3)c) For the point B which is outside shell A , on the surface of shell B , and inside shell C . So, the potential at point B, 1. Due to A (Outside, distance b ) ⇒ V_(BA)=\frackq_(1)b 2. Due to B (Surface, r=b) ⇒ V_(BB)=\frackq_(2)b 3. Due to C (Inside, r&lt;c) ⇒ V_(BC)=\frackq_(3)c Hence, total potential at point B is: V_(B)=\frac14πε_(0)(\fracq_(1)b+\fracq_(2)b+\fracq_(3)c) ⇒ V_(B)=\frac14πε_(0)(\fracq_(1)+q_(2)b+\fracq_(3)c) Point C is outside shell A , outside shell B , and on the surface of shell C . So, potential at point C is, 1. Due to A (Outside, distance c ) ⇒ V_(CA)=\frackq_(1)c 2. Due to B (Outside, distance c ) ⇒ V_(CB)=\frackq_(2)c 3. Due to C (Surface, r=c) ⇒ V_(CC)=\frackq_(3)c Hence, total potential at point C is : V_(C)=\frac14πε_(0)(\fracq_(1)c+\fracq_(2)c+\fracq_(3)c) ⇒ V_(C)=\frac14πε_(0)(\fracq_(1)+q_(2)+q_(3)c) So, V_(A)=\frac14πε_(0)(\fracq_(1)a+\fracq_(2)b+\fracq_(3)c),V_(B)=\frac14πε_(0)(\fracq_(1)+q_(2)b+\fracq_(3)c),V_(C)=\frac14πε_(0)(\fracq_(1)+q_(2)+q_(3)c) . Hence, the correct option is (D).</w:t>
             </w:r>
           </w:p>
         </w:tc>

--- a/dist/exports/electrostatics_revision_notes.docx
+++ b/dist/exports/electrostatics_revision_notes.docx
@@ -296,7 +296,7 @@
               <w:rPr>
                 <w:sz w:val="19"/>
               </w:rPr>
-              <w:t>96 PYQs</w:t>
+              <w:t>78 PYQs</w:t>
             </w:r>
           </w:p>
         </w:tc>
@@ -667,13 +667,13 @@
           <w:b/>
           <w:sz w:val="18"/>
         </w:rPr>
-        <w:t xml:space="preserve">[2026 Evening Shift] Q#1 (MCQ): </w:t>
+        <w:t xml:space="preserve">[2026 Morning Shift] Q#1 (MCQ): </w:t>
       </w:r>
       <w:r>
         <w:rPr>
           <w:sz w:val="18"/>
         </w:rPr>
-        <w:t xml:space="preserve">"Given below are two statements: one is labelled as Assertion A and the other is labelled as Reason R Assertion A : In electrostatics, a co..."  </w:t>
+        <w:t xml:space="preserve">"Two short electric dipoles A and B having dipole moment p_(1) and p_(2) respectively are placed with their axis mutually perpendicular a..."  </w:t>
       </w:r>
       <w:r>
         <w:rPr>
@@ -700,7 +700,7 @@
         <w:rPr>
           <w:sz w:val="18"/>
         </w:rPr>
-        <w:t xml:space="preserve">"Two short electric dipoles A and B having dipole moment p_(1) and p_(2) respectively are placed with their axis mutually perpendicular a..."  </w:t>
+        <w:t xml:space="preserve">"There are three co-centric conducting spherical shells A,B and C of radii a,b and c respectively ( c&gt;b&gt;a ) and they are charged wi..."  </w:t>
       </w:r>
       <w:r>
         <w:rPr>
@@ -708,7 +708,7 @@
           <w:color w:val="2B6CB0"/>
           <w:sz w:val="18"/>
         </w:rPr>
-        <w:t>[Ans: B]</w:t>
+        <w:t>[Ans: D]</w:t>
       </w:r>
     </w:p>
     <w:p>
@@ -725,7 +725,7 @@
           <w:color w:val="2B6CB0"/>
           <w:sz w:val="24"/>
         </w:rPr>
-        <w:t>3.2 Gauss's Law &amp; Electrostatic Potential (Very High Yield — 96 PYQs)</w:t>
+        <w:t>3.2 Gauss's Law &amp; Electrostatic Potential (Very High Yield — 78 PYQs)</w:t>
       </w:r>
     </w:p>
     <w:p>
@@ -881,7 +881,7 @@
         <w:rPr>
           <w:sz w:val="18"/>
         </w:rPr>
-        <w:t xml:space="preserve">"There are three co-centric conducting spherical shells A,B and C of radii a,b and c respectively ( c&gt;b&gt;a ) and they are charged wi..."  </w:t>
+        <w:t xml:space="preserve">"Two point charges 2q and q are placed at vertex A and centre of face CDEF of the cube as shown in figure. The electric flux passing ..."  </w:t>
       </w:r>
       <w:r>
         <w:rPr>
@@ -889,7 +889,7 @@
           <w:color w:val="2B6CB0"/>
           <w:sz w:val="18"/>
         </w:rPr>
-        <w:t>[Ans: D]</w:t>
+        <w:t>[Ans: B]</w:t>
       </w:r>
     </w:p>
     <w:p>
@@ -902,13 +902,13 @@
           <w:b/>
           <w:sz w:val="18"/>
         </w:rPr>
-        <w:t xml:space="preserve">[2026 Morning Shift] Q#1 (MCQ): </w:t>
+        <w:t xml:space="preserve">[2026 Evening Shift] Q#2 (MCQ): </w:t>
       </w:r>
       <w:r>
         <w:rPr>
           <w:sz w:val="18"/>
         </w:rPr>
-        <w:t xml:space="preserve">"Two point charges 2q and q are placed at vertex A and centre of face CDEF of the cube as shown in figure. The electric flux passing ..."  </w:t>
+        <w:t xml:space="preserve">"Two metal plates (A, B) are kept horizontally with separation of ((12 / π)) cm , with plate A on the top. An atomizer jet sprays oil..."  </w:t>
       </w:r>
       <w:r>
         <w:rPr>
@@ -916,7 +916,7 @@
           <w:color w:val="2B6CB0"/>
           <w:sz w:val="18"/>
         </w:rPr>
-        <w:t>[Ans: B]</w:t>
+        <w:t>[Ans: A]</w:t>
       </w:r>
     </w:p>
     <w:p>
@@ -1069,7 +1069,7 @@
           <w:color w:val="1A365D"/>
           <w:sz w:val="22"/>
         </w:rPr>
-        <w:t>Benchmark Problem 2: JEE Main 2026 (Online) 24th January Morning Shift (Q#1)</w:t>
+        <w:t>Benchmark Problem 2: JEE Main 2026 (Online) 4th April Evening Shift (Q#1)</w:t>
       </w:r>
     </w:p>
     <w:p>
@@ -1080,7 +1080,7 @@
         <w:rPr>
           <w:sz w:val="20"/>
         </w:rPr>
-        <w:t>There are three co-centric conducting spherical shells A,B and C of radii a,b and c respectively ( c&gt;b&gt;a ) and they are charged with charge q_(1),q_(2) and q_(3) respectively. The potentials of the spheres A,B and C respectively, are :</w:t>
+        <w:t>Given below are two statements: one is labelled as Assertion A and the other is labelled as Reason R Assertion A : In electrostatics, a conductor does not store any net charge inside. Reason R : Inside the capacitor (with no dielectric medium), the free charge carriers, if placed between the plates of capacitor, experience force and drift. Choose the correct answer from the options given below</w:t>
       </w:r>
     </w:p>
     <w:p>
@@ -1092,31 +1092,7 @@
         <w:rPr>
           <w:sz w:val="19"/>
         </w:rPr>
-        <w:t>(A) \frac14πε_(o)(\fracq_(1)a+\fracq_(2)b+\fracq_(3)c),\frac14πε_(o)(\fracq_(1)+q_(2)+q_(3)b),\frac14πε_(o)(\fracq_(1)+q_(2)+q_(3)c)</w:t>
-      </w:r>
-    </w:p>
-    <w:p>
-      <w:pPr>
-        <w:pStyle w:val="ListBullet"/>
-        <w:spacing w:after="20"/>
-      </w:pPr>
-      <w:r>
-        <w:rPr>
-          <w:sz w:val="19"/>
-        </w:rPr>
-        <w:t>(B) \frac14πε_(o)(\fracq_(1)+q_(2)+q_(3)a),\frac14πε_(o)(\fracq_(1)+q_(2)+q_(3)b),\frac14πε_(o)(\fracq_(1)+q_(2)+q_(3)c)</w:t>
-      </w:r>
-    </w:p>
-    <w:p>
-      <w:pPr>
-        <w:pStyle w:val="ListBullet"/>
-        <w:spacing w:after="20"/>
-      </w:pPr>
-      <w:r>
-        <w:rPr>
-          <w:sz w:val="19"/>
-        </w:rPr>
-        <w:t>(C) \frac14πε_(o)(\fracq_(1)+q_(2)+q_(3)a),\frac14πε_(o)(\fracq_(1)+q_(2)b+\fracq_(3)c),\frac14πε_(o)(\fracq_(1)a+\fracq_(2)b+\fracq_(3)c)</w:t>
+        <w:t>(A) Both A and R are true and R is the correct explanation of A</w:t>
       </w:r>
     </w:p>
     <w:p>
@@ -1130,7 +1106,31 @@
           <w:color w:val="276749"/>
           <w:sz w:val="19"/>
         </w:rPr>
-        <w:t>(D) \frac14πε_(o)(\fracq_(1)a+\fracq_(2)b+\fracq_(3)c),\frac14πε_(o)(\fracq_(1)+q_(2)b+\fracq_(3)c),\frac14πε_(o)(\fracq_(1)+q_(2)+q_(3)c)</w:t>
+        <w:t>(B) Both A and R are true but R is NOT the correct explanation of A</w:t>
+      </w:r>
+    </w:p>
+    <w:p>
+      <w:pPr>
+        <w:pStyle w:val="ListBullet"/>
+        <w:spacing w:after="20"/>
+      </w:pPr>
+      <w:r>
+        <w:rPr>
+          <w:sz w:val="19"/>
+        </w:rPr>
+        <w:t>(C) is true but R is false</w:t>
+      </w:r>
+    </w:p>
+    <w:p>
+      <w:pPr>
+        <w:pStyle w:val="ListBullet"/>
+        <w:spacing w:after="20"/>
+      </w:pPr>
+      <w:r>
+        <w:rPr>
+          <w:sz w:val="19"/>
+        </w:rPr>
+        <w:t>(D) is false but R is true</w:t>
       </w:r>
     </w:p>
     <w:tbl>
@@ -1161,7 +1161,7 @@
                 <w:color w:val="1A365D"/>
                 <w:sz w:val="19"/>
               </w:rPr>
-              <w:t>Correct Answer: D</w:t>
+              <w:t>Correct Answer: B</w:t>
               <w:br/>
             </w:r>
             <w:r>
@@ -1171,7 +1171,7 @@
               </w:rPr>
               <w:t>Solution Analysis:</w:t>
               <w:br/>
-              <w:t>The electric potential V due to a charged spherical shell of radius R and charge Q is given by : V=⎧⎩⎨⎪⎪ \frac14πε_(0)(Q / R),r&lt;R \frac14πε_(0)(Q / R),r=R \frac14πε_(0)(Q / r),r&gt;R Point A is on the surface of shell A, inside shell B, and inside shell C. The total potential is the sum of potentials due to each shell (Superposition Principle). So, the potential at A ; 1. Due to A (Surface, r=a) ⇒ V_(AA)=\frackq_(1)a 2. Due to B (Inside, r&lt;b) ⇒ V_(AB)=\frackq_(2)b 3. Due to C (Inside, r&lt;c) ⇒ V_(AC)=\frackq_(3)c Hence, total potential at point A is, V_(A)=(\frackq_(1)a+\frackq_(2)b+\frackq_(3)c)=\frac14πε_(0)(\fracq_(1)a+\fracq_(2)b+\fracq_(3)c) For the point B which is outside shell A , on the surface of shell B , and inside shell C . So, the potential at point B, 1. Due to A (Outside, distance b ) ⇒ V_(BA)=\frackq_(1)b 2. Due to B (Surface, r=b) ⇒ V_(BB)=\frackq_(2)b 3. Due to C (Inside, r&lt;c) ⇒ V_(BC)=\frackq_(3)c Hence, total potential at point B is: V_(B)=\frac14πε_(0)(\fracq_(1)b+\fracq_(2)b+\fracq_(3)c) ⇒ V_(B)=\frac14πε_(0)(\fracq_(1)+q_(2)b+\fracq_(3)c) Point C is outside shell A , outside shell B , and on the surface of shell C . So, potential at point C is, 1. Due to A (Outside, distance c ) ⇒ V_(CA)=\frackq_(1)c 2. Due to B (Outside, distance c ) ⇒ V_(CB)=\frackq_(2)c 3. Due to C (Surface, r=c) ⇒ V_(CC)=\frackq_(3)c Hence, total potential at point C is : V_(C)=\frac14πε_(0)(\fracq_(1)c+\fracq_(2)c+\fracq_(3)c) ⇒ V_(C)=\frac14πε_(0)(\fracq_(1)+q_(2)+q_(3)c) So, V_(A)=\frac14πε_(0)(\fracq_(1)a+\fracq_(2)b+\fracq_(3)c),V_(B)=\frac14πε_(0)(\fracq_(1)+q_(2)b+\fracq_(3)c),V_(C)=\frac14πε_(0)(\fracq_(1)+q_(2)+q_(3)c) . Hence, the correct option is (D).</w:t>
+              <w:t>In electrostatic equilibrium, the electric field inside a conductor is zero (E=0) . According to Gauss's Law (∮E · dA=\fracq_(in)ε_(0)) , if the electric field is zero everywhere inside, the net charge enclosed ( q_(in) ) by any Gaussian surface inside the conductor must also be zero. Therefore, any excess charge resides entirely on the outer surface. Therefore, assertion A is true. Inside a charged capacitor, there is a uniform electric field between the plates. If free charge carriers (like electrons or ions) are placed in this region, they will experience an electric force ( F=qE ). This force causes the charges to accelerate or drift toward the plate of opposite polarity. Therefore, reason R is true. While both statements are scientifically true, reason R describes the behaviour of charges in an external field between two conductors (the plates). It does not explain why the net charge inside a solid conductor is zero (which is due to mutual repulsion and the resulting zero internal field). So, both A and R are true, but R is NOT the correct explanation of A . Thus, the correct option is (B).</w:t>
             </w:r>
           </w:p>
         </w:tc>
